--- a/thesis/doc/phan-3-chuong-5-tltk-phu-luc.docx
+++ b/thesis/doc/phan-3-chuong-5-tltk-phu-luc.docx
@@ -119,13 +119,13 @@
         <w:t xml:space="preserve"> </w:t>
       </w:r>
       <w:r>
-        <w:t xml:space="preserve">hệ thống cung cấp 47 chức năng phân theo ba mức quyền truy</w:t>
-      </w:r>
-      <w:r>
-        <w:t xml:space="preserve"> </w:t>
-      </w:r>
-      <w:r>
-        <w:t xml:space="preserve">cập, chạy hoàn chỉnh đầu-cuối trên cơ sở dữ liệu mẫu gồm 25 món ăn Việt Nam, 40</w:t>
+        <w:t xml:space="preserve">hệ thống cung cấp 20 chức năng phân thành ba nhóm theo mức quyền</w:t>
+      </w:r>
+      <w:r>
+        <w:t xml:space="preserve"> </w:t>
+      </w:r>
+      <w:r>
+        <w:t xml:space="preserve">truy cập, chạy hoàn chỉnh đầu-cuối trên cơ sở dữ liệu mẫu gồm 26 món ăn Việt Nam, 40</w:t>
       </w:r>
       <w:r>
         <w:t xml:space="preserve"> </w:t>
@@ -441,19 +441,19 @@
         <w:t xml:space="preserve"> </w:t>
       </w:r>
       <w:r>
-        <w:t xml:space="preserve">Các sản phẩm khảo sát thường mạnh ở một khâu và thiếu ở khâu khác: Mealime lập</w:t>
-      </w:r>
-      <w:r>
-        <w:t xml:space="preserve"> </w:t>
-      </w:r>
-      <w:r>
-        <w:t xml:space="preserve">được thực đơn nhưng không hỗ trợ truy vấn ngược từ nguyên liệu; Paprika quản lý</w:t>
-      </w:r>
-      <w:r>
-        <w:t xml:space="preserve"> </w:t>
-      </w:r>
-      <w:r>
-        <w:t xml:space="preserve">công thức và danh sách đi chợ tốt nhưng không tự động hóa việc lập thực đơn; các</w:t>
+        <w:t xml:space="preserve">Các sản phẩm khảo sát thường mạnh ở một khâu và thiếu ở khâu khác. Mealime lập</w:t>
+      </w:r>
+      <w:r>
+        <w:t xml:space="preserve"> </w:t>
+      </w:r>
+      <w:r>
+        <w:t xml:space="preserve">được thực đơn nhưng không hỗ trợ truy vấn ngược từ nguyên liệu. Paprika quản lý</w:t>
+      </w:r>
+      <w:r>
+        <w:t xml:space="preserve"> </w:t>
+      </w:r>
+      <w:r>
+        <w:t xml:space="preserve">công thức và danh sách đi chợ tốt nhưng không tự động hóa việc lập thực đơn. Các</w:t>
       </w:r>
       <w:r>
         <w:t xml:space="preserve"> </w:t>
@@ -1030,6 +1030,18 @@
         </w:tc>
       </w:tr>
     </w:tbl>
+    <w:p>
+      <w:pPr>
+        <w:pStyle w:val="BodyText"/>
+      </w:pPr>
+      <w:r>
+        <w:rPr>
+          <w:i/>
+          <w:iCs/>
+        </w:rPr>
+        <w:t xml:space="preserve">Bảng 5.1. Các hướng mở rộng chức năng</w:t>
+      </w:r>
+    </w:p>
     <w:bookmarkEnd w:id="14"/>
     <w:bookmarkStart w:id="15" w:name="cải-thiện-kỹ-thuật"/>
     <w:p>
@@ -2297,7 +2309,7 @@
         <w:t xml:space="preserve"> </w:t>
       </w:r>
       <w:r>
-        <w:t xml:space="preserve">liệu, 25 món ăn và tài khoản quản trị.</w:t>
+        <w:t xml:space="preserve">liệu, 26 món ăn và tài khoản quản trị.</w:t>
       </w:r>
     </w:p>
     <w:bookmarkEnd w:id="25"/>
@@ -2407,7 +2419,19 @@
         <w:t xml:space="preserve"> </w:t>
       </w:r>
       <w:r>
-        <w:t xml:space="preserve">lại nhiều lần không gây lỗi. Script được sinh ra từ đúng migration</w:t>
+        <w:t xml:space="preserve">lại nhiều lần không gây lỗi. Script được sinh ra từ toàn bộ chuỗi migrations hiện có</w:t>
+      </w:r>
+      <w:r>
+        <w:t xml:space="preserve"> </w:t>
+      </w:r>
+      <w:r>
+        <w:t xml:space="preserve">nên lược đồ giống hệt bản dựng qua EF Core; khi có migration mới cần sinh lại</w:t>
+      </w:r>
+      <w:r>
+        <w:t xml:space="preserve"> </w:t>
+      </w:r>
+      <w:r>
+        <w:t xml:space="preserve">script theo lệnh trong</w:t>
       </w:r>
       <w:r>
         <w:t xml:space="preserve"> </w:t>
@@ -2416,13 +2440,10 @@
         <w:rPr>
           <w:rStyle w:val="VerbatimChar"/>
         </w:rPr>
-        <w:t xml:space="preserve">InitialCreate</w:t>
-      </w:r>
-      <w:r>
-        <w:t xml:space="preserve"> </w:t>
-      </w:r>
-      <w:r>
-        <w:t xml:space="preserve">nên lược đồ giống hệt bản dựng qua EF Core.</w:t>
+        <w:t xml:space="preserve">setup/README.md</w:t>
+      </w:r>
+      <w:r>
+        <w:t xml:space="preserve">.</w:t>
       </w:r>
     </w:p>
     <w:p>
@@ -2823,7 +2844,7 @@
         <w:rPr>
           <w:rStyle w:val="VerbatimChar"/>
         </w:rPr>
-        <w:t xml:space="preserve">│   └── CookingAdvisor.Tests/    Project kiểm thử xUnit</w:t>
+        <w:t xml:space="preserve">│   └── CookingAdvisor.Tests/    Dự án kiểm thử xUnit</w:t>
       </w:r>
       <w:r>
         <w:br/>
